--- a/SWE-530/Topic 8/Embedded System Software Architecture RCoon.docx
+++ b/SWE-530/Topic 8/Embedded System Software Architecture RCoon.docx
@@ -82,6 +82,12 @@
           <w:rFonts w:ascii="Times New Roman" w:hAnsi="Times New Roman" w:cs="Times New Roman"/>
         </w:rPr>
       </w:pPr>
+      <w:r>
+        <w:rPr>
+          <w:rFonts w:ascii="Times New Roman" w:hAnsi="Times New Roman" w:cs="Times New Roman"/>
+        </w:rPr>
+        <w:t>Embedded System Software Architecture</w:t>
+      </w:r>
     </w:p>
     <w:p>
       <w:pPr>
@@ -91,6 +97,12 @@
           <w:rFonts w:ascii="Times New Roman" w:hAnsi="Times New Roman" w:cs="Times New Roman"/>
         </w:rPr>
       </w:pPr>
+      <w:r>
+        <w:rPr>
+          <w:rFonts w:ascii="Times New Roman" w:hAnsi="Times New Roman" w:cs="Times New Roman"/>
+        </w:rPr>
+        <w:t>Ryan Coon</w:t>
+      </w:r>
     </w:p>
     <w:p>
       <w:pPr>
@@ -104,7 +116,7 @@
         <w:rPr>
           <w:rFonts w:ascii="Times New Roman" w:hAnsi="Times New Roman" w:cs="Times New Roman"/>
         </w:rPr>
-        <w:t>Embedded System Software Architecture</w:t>
+        <w:t>SWE-530</w:t>
       </w:r>
     </w:p>
     <w:p>
@@ -119,7 +131,7 @@
         <w:rPr>
           <w:rFonts w:ascii="Times New Roman" w:hAnsi="Times New Roman" w:cs="Times New Roman"/>
         </w:rPr>
-        <w:t>Ryan Coon</w:t>
+        <w:t>Professor Mohamed Mneimneh</w:t>
       </w:r>
     </w:p>
     <w:p>
@@ -134,36 +146,6 @@
         <w:rPr>
           <w:rFonts w:ascii="Times New Roman" w:hAnsi="Times New Roman" w:cs="Times New Roman"/>
         </w:rPr>
-        <w:t>SWE-530</w:t>
-      </w:r>
-    </w:p>
-    <w:p>
-      <w:pPr>
-        <w:spacing w:line="480" w:lineRule="auto"/>
-        <w:jc w:val="center"/>
-        <w:rPr>
-          <w:rFonts w:ascii="Times New Roman" w:hAnsi="Times New Roman" w:cs="Times New Roman"/>
-        </w:rPr>
-      </w:pPr>
-      <w:r>
-        <w:rPr>
-          <w:rFonts w:ascii="Times New Roman" w:hAnsi="Times New Roman" w:cs="Times New Roman"/>
-        </w:rPr>
-        <w:t>Professor Mohamed Mneimneh</w:t>
-      </w:r>
-    </w:p>
-    <w:p>
-      <w:pPr>
-        <w:spacing w:line="480" w:lineRule="auto"/>
-        <w:jc w:val="center"/>
-        <w:rPr>
-          <w:rFonts w:ascii="Times New Roman" w:hAnsi="Times New Roman" w:cs="Times New Roman"/>
-        </w:rPr>
-      </w:pPr>
-      <w:r>
-        <w:rPr>
-          <w:rFonts w:ascii="Times New Roman" w:hAnsi="Times New Roman" w:cs="Times New Roman"/>
-        </w:rPr>
         <w:t>June 10, 2026</w:t>
       </w:r>
     </w:p>
@@ -194,6 +176,24 @@
     <w:p>
       <w:pPr>
         <w:spacing w:line="480" w:lineRule="auto"/>
+        <w:rPr>
+          <w:rFonts w:ascii="Times New Roman" w:hAnsi="Times New Roman" w:cs="Times New Roman"/>
+        </w:rPr>
+      </w:pPr>
+    </w:p>
+    <w:p>
+      <w:pPr>
+        <w:spacing w:line="480" w:lineRule="auto"/>
+        <w:ind w:firstLine="720"/>
+        <w:rPr>
+          <w:rFonts w:ascii="Times New Roman" w:hAnsi="Times New Roman" w:cs="Times New Roman"/>
+        </w:rPr>
+      </w:pPr>
+    </w:p>
+    <w:p>
+      <w:pPr>
+        <w:spacing w:line="480" w:lineRule="auto"/>
+        <w:ind w:firstLine="720"/>
         <w:rPr>
           <w:rFonts w:ascii="Times New Roman" w:hAnsi="Times New Roman" w:cs="Times New Roman"/>
         </w:rPr>
@@ -205,38 +205,23 @@
         <w:lastRenderedPageBreak/>
         <w:t xml:space="preserve">The Internet of Things (IoT) represents a transformative paradigm in computing, where everyday objects are embedded with sensors, actuators, and communication capabilities to interact with their environment and other devices. The Raspberry Pi (RPi), a small, affordable, and versatile embedded computing platform, has emerged as a popular choice for IoT applications due to its rich hardware interfaces, extensive software support, and strong community ecosystem. This report presents </w:t>
       </w:r>
-      <w:proofErr w:type="gramStart"/>
-      <w:r>
-        <w:rPr>
-          <w:rFonts w:ascii="Times New Roman" w:hAnsi="Times New Roman" w:cs="Times New Roman"/>
-        </w:rPr>
-        <w:t>a detailed</w:t>
-      </w:r>
-      <w:proofErr w:type="gramEnd"/>
-      <w:r>
-        <w:rPr>
-          <w:rFonts w:ascii="Times New Roman" w:hAnsi="Times New Roman" w:cs="Times New Roman"/>
-        </w:rPr>
-        <w:t xml:space="preserve"> software architecture for </w:t>
-      </w:r>
-      <w:proofErr w:type="gramStart"/>
-      <w:r>
-        <w:rPr>
-          <w:rFonts w:ascii="Times New Roman" w:hAnsi="Times New Roman" w:cs="Times New Roman"/>
-        </w:rPr>
-        <w:t>the Raspberry</w:t>
-      </w:r>
-      <w:proofErr w:type="gramEnd"/>
-      <w:r>
-        <w:rPr>
-          <w:rFonts w:ascii="Times New Roman" w:hAnsi="Times New Roman" w:cs="Times New Roman"/>
-        </w:rPr>
-        <w:t xml:space="preserve"> Pi as an IoT device, designed to address the three fundamental characteristics of IoT: networking, sensing, and actuation.</w:t>
-      </w:r>
-    </w:p>
-    <w:p>
-      <w:pPr>
-        <w:spacing w:line="480" w:lineRule="auto"/>
+      <w:r>
+        <w:rPr>
+          <w:rFonts w:ascii="Times New Roman" w:hAnsi="Times New Roman" w:cs="Times New Roman"/>
+        </w:rPr>
+        <w:t>detailed</w:t>
+      </w:r>
+      <w:r>
+        <w:rPr>
+          <w:rFonts w:ascii="Times New Roman" w:hAnsi="Times New Roman" w:cs="Times New Roman"/>
+        </w:rPr>
+        <w:t xml:space="preserve"> software architecture for the Raspberry Pi as an IoT device, designed to address the three fundamental characteristics of IoT: networking, sensing, and actuation.</w:t>
+      </w:r>
+    </w:p>
+    <w:p>
+      <w:pPr>
+        <w:spacing w:line="480" w:lineRule="auto"/>
+        <w:ind w:firstLine="720"/>
         <w:rPr>
           <w:rFonts w:ascii="Times New Roman" w:hAnsi="Times New Roman" w:cs="Times New Roman"/>
         </w:rPr>
@@ -246,22 +231,6 @@
           <w:rFonts w:ascii="Times New Roman" w:hAnsi="Times New Roman" w:cs="Times New Roman"/>
         </w:rPr>
         <w:t>The architecture balances critical system attributes such as communication protocols, processing power, local storage, power consumption, functionality, and cost. It also explores the best programming languages suited for development on the Raspberry Pi, the challenges inherent in IoT software development, and provides a UML diagram to visually represent the system’s structure and interactions.</w:t>
-      </w:r>
-    </w:p>
-    <w:p>
-      <w:pPr>
-        <w:spacing w:line="480" w:lineRule="auto"/>
-        <w:rPr>
-          <w:rFonts w:ascii="Times New Roman" w:hAnsi="Times New Roman" w:cs="Times New Roman"/>
-        </w:rPr>
-      </w:pPr>
-      <w:r>
-        <w:rPr>
-          <w:rFonts w:ascii="Times New Roman" w:hAnsi="Times New Roman" w:cs="Times New Roman"/>
-        </w:rPr>
-        <w:pict w14:anchorId="24D600C4">
-          <v:rect id="_x0000_i1067" style="width:0;height:0" o:hralign="center" o:hrstd="t" o:hr="t" fillcolor="#a0a0a0" stroked="f"/>
-        </w:pict>
       </w:r>
     </w:p>
     <w:p>
@@ -310,10 +279,14 @@
       <w:r>
         <w:rPr>
           <w:rFonts w:ascii="Times New Roman" w:hAnsi="Times New Roman" w:cs="Times New Roman"/>
-          <w:b/>
-          <w:bCs/>
-        </w:rPr>
-        <w:t>Networking:</w:t>
+        </w:rPr>
+        <w:t>Networking</w:t>
+      </w:r>
+      <w:r>
+        <w:rPr>
+          <w:rFonts w:ascii="Times New Roman" w:hAnsi="Times New Roman" w:cs="Times New Roman"/>
+        </w:rPr>
+        <w:t xml:space="preserve"> -</w:t>
       </w:r>
       <w:r>
         <w:rPr>
@@ -336,11 +309,14 @@
       <w:r>
         <w:rPr>
           <w:rFonts w:ascii="Times New Roman" w:hAnsi="Times New Roman" w:cs="Times New Roman"/>
-          <w:b/>
-          <w:bCs/>
-        </w:rPr>
-        <w:lastRenderedPageBreak/>
-        <w:t>Sensing:</w:t>
+        </w:rPr>
+        <w:t>Sensing</w:t>
+      </w:r>
+      <w:r>
+        <w:rPr>
+          <w:rFonts w:ascii="Times New Roman" w:hAnsi="Times New Roman" w:cs="Times New Roman"/>
+        </w:rPr>
+        <w:t xml:space="preserve"> -</w:t>
       </w:r>
       <w:r>
         <w:rPr>
@@ -363,21 +339,33 @@
       <w:r>
         <w:rPr>
           <w:rFonts w:ascii="Times New Roman" w:hAnsi="Times New Roman" w:cs="Times New Roman"/>
-          <w:b/>
-          <w:bCs/>
-        </w:rPr>
-        <w:t>Actuators:</w:t>
-      </w:r>
-      <w:r>
-        <w:rPr>
-          <w:rFonts w:ascii="Times New Roman" w:hAnsi="Times New Roman" w:cs="Times New Roman"/>
-        </w:rPr>
-        <w:t> Based on sensor data or external commands, IoT devices perform actions such as locking doors, activating alarms, adjusting lighting, or controlling appliances.</w:t>
-      </w:r>
-    </w:p>
-    <w:p>
-      <w:pPr>
-        <w:spacing w:line="480" w:lineRule="auto"/>
+        </w:rPr>
+        <w:lastRenderedPageBreak/>
+        <w:t>Actuators</w:t>
+      </w:r>
+      <w:r>
+        <w:rPr>
+          <w:rFonts w:ascii="Times New Roman" w:hAnsi="Times New Roman" w:cs="Times New Roman"/>
+        </w:rPr>
+        <w:t xml:space="preserve"> -</w:t>
+      </w:r>
+      <w:r>
+        <w:rPr>
+          <w:rFonts w:ascii="Times New Roman" w:hAnsi="Times New Roman" w:cs="Times New Roman"/>
+        </w:rPr>
+        <w:t> Based on sensor data or external commands, IoT devices perform actions such as locking doors</w:t>
+      </w:r>
+      <w:r>
+        <w:rPr>
+          <w:rFonts w:ascii="Times New Roman" w:hAnsi="Times New Roman" w:cs="Times New Roman"/>
+        </w:rPr>
+        <w:t>, activating alarms, adjusting lighting, or controlling appliances.</w:t>
+      </w:r>
+    </w:p>
+    <w:p>
+      <w:pPr>
+        <w:spacing w:line="480" w:lineRule="auto"/>
+        <w:ind w:firstLine="360"/>
         <w:rPr>
           <w:rFonts w:ascii="Times New Roman" w:hAnsi="Times New Roman" w:cs="Times New Roman"/>
         </w:rPr>
@@ -402,22 +390,6 @@
         <w:spacing w:line="480" w:lineRule="auto"/>
         <w:rPr>
           <w:rFonts w:ascii="Times New Roman" w:hAnsi="Times New Roman" w:cs="Times New Roman"/>
-        </w:rPr>
-      </w:pPr>
-      <w:r>
-        <w:rPr>
-          <w:rFonts w:ascii="Times New Roman" w:hAnsi="Times New Roman" w:cs="Times New Roman"/>
-        </w:rPr>
-        <w:pict w14:anchorId="40E81454">
-          <v:rect id="_x0000_i1068" style="width:0;height:0" o:hralign="center" o:hrstd="t" o:hr="t" fillcolor="#a0a0a0" stroked="f"/>
-        </w:pict>
-      </w:r>
-    </w:p>
-    <w:p>
-      <w:pPr>
-        <w:spacing w:line="480" w:lineRule="auto"/>
-        <w:rPr>
-          <w:rFonts w:ascii="Times New Roman" w:hAnsi="Times New Roman" w:cs="Times New Roman"/>
           <w:b/>
           <w:bCs/>
         </w:rPr>
@@ -434,6 +406,7 @@
     <w:p>
       <w:pPr>
         <w:spacing w:line="480" w:lineRule="auto"/>
+        <w:ind w:firstLine="720"/>
         <w:rPr>
           <w:rFonts w:ascii="Times New Roman" w:hAnsi="Times New Roman" w:cs="Times New Roman"/>
         </w:rPr>
@@ -466,6 +439,7 @@
     <w:p>
       <w:pPr>
         <w:spacing w:line="480" w:lineRule="auto"/>
+        <w:ind w:firstLine="720"/>
         <w:rPr>
           <w:rFonts w:ascii="Times New Roman" w:hAnsi="Times New Roman" w:cs="Times New Roman"/>
         </w:rPr>
@@ -476,28 +450,24 @@
         </w:rPr>
         <w:t xml:space="preserve">The HAL interfaces directly with </w:t>
       </w:r>
-      <w:proofErr w:type="gramStart"/>
-      <w:r>
-        <w:rPr>
-          <w:rFonts w:ascii="Times New Roman" w:hAnsi="Times New Roman" w:cs="Times New Roman"/>
-        </w:rPr>
-        <w:t>the physical</w:t>
-      </w:r>
-      <w:proofErr w:type="gramEnd"/>
+      <w:r>
+        <w:rPr>
+          <w:rFonts w:ascii="Times New Roman" w:hAnsi="Times New Roman" w:cs="Times New Roman"/>
+        </w:rPr>
+        <w:t>physical</w:t>
+      </w:r>
       <w:r>
         <w:rPr>
           <w:rFonts w:ascii="Times New Roman" w:hAnsi="Times New Roman" w:cs="Times New Roman"/>
         </w:rPr>
         <w:t xml:space="preserve"> hardware components, including sensors, actuators, and communication modules such as Ethernet, Wi-Fi, and Bluetooth controllers. It provides standardized APIs that abstract the hardware details from upper layers, enabling portability and ease of integration. For example, </w:t>
       </w:r>
-      <w:proofErr w:type="gramStart"/>
-      <w:r>
-        <w:rPr>
-          <w:rFonts w:ascii="Times New Roman" w:hAnsi="Times New Roman" w:cs="Times New Roman"/>
-        </w:rPr>
-        <w:t>the HAL</w:t>
-      </w:r>
-      <w:proofErr w:type="gramEnd"/>
+      <w:r>
+        <w:rPr>
+          <w:rFonts w:ascii="Times New Roman" w:hAnsi="Times New Roman" w:cs="Times New Roman"/>
+        </w:rPr>
+        <w:t>HAL</w:t>
+      </w:r>
       <w:r>
         <w:rPr>
           <w:rFonts w:ascii="Times New Roman" w:hAnsi="Times New Roman" w:cs="Times New Roman"/>
@@ -526,6 +496,36 @@
     <w:p>
       <w:pPr>
         <w:spacing w:line="480" w:lineRule="auto"/>
+        <w:ind w:firstLine="720"/>
+        <w:rPr>
+          <w:rFonts w:ascii="Times New Roman" w:hAnsi="Times New Roman" w:cs="Times New Roman"/>
+        </w:rPr>
+      </w:pPr>
+      <w:r>
+        <w:rPr>
+          <w:rFonts w:ascii="Times New Roman" w:hAnsi="Times New Roman" w:cs="Times New Roman"/>
+        </w:rPr>
+        <w:t xml:space="preserve">This layer manages all network-related functionalities, supporting multiple communication protocols essential for IoT. It handles device-to-device communication (M2M) and device-to-server communication over local networks or the internet. Protocols such as MQTT (Message Queuing Telemetry Transport), CoAP (Constrained Application Protocol), HTTP/HTTPS, and </w:t>
+      </w:r>
+      <w:proofErr w:type="spellStart"/>
+      <w:r>
+        <w:rPr>
+          <w:rFonts w:ascii="Times New Roman" w:hAnsi="Times New Roman" w:cs="Times New Roman"/>
+        </w:rPr>
+        <w:t>WebSockets</w:t>
+      </w:r>
+      <w:proofErr w:type="spellEnd"/>
+      <w:r>
+        <w:rPr>
+          <w:rFonts w:ascii="Times New Roman" w:hAnsi="Times New Roman" w:cs="Times New Roman"/>
+        </w:rPr>
+        <w:t xml:space="preserve"> are supported to accommodate different use cases.</w:t>
+      </w:r>
+    </w:p>
+    <w:p>
+      <w:pPr>
+        <w:spacing w:line="480" w:lineRule="auto"/>
+        <w:ind w:firstLine="720"/>
         <w:rPr>
           <w:rFonts w:ascii="Times New Roman" w:hAnsi="Times New Roman" w:cs="Times New Roman"/>
         </w:rPr>
@@ -535,34 +535,6 @@
           <w:rFonts w:ascii="Times New Roman" w:hAnsi="Times New Roman" w:cs="Times New Roman"/>
         </w:rPr>
         <w:lastRenderedPageBreak/>
-        <w:t xml:space="preserve">This layer manages all network-related functionalities, supporting multiple communication protocols essential for IoT. It handles device-to-device communication (M2M) and device-to-server communication over local networks or the internet. Protocols such as MQTT (Message Queuing Telemetry Transport), CoAP (Constrained Application Protocol), HTTP/HTTPS, and </w:t>
-      </w:r>
-      <w:proofErr w:type="spellStart"/>
-      <w:r>
-        <w:rPr>
-          <w:rFonts w:ascii="Times New Roman" w:hAnsi="Times New Roman" w:cs="Times New Roman"/>
-        </w:rPr>
-        <w:t>WebSockets</w:t>
-      </w:r>
-      <w:proofErr w:type="spellEnd"/>
-      <w:r>
-        <w:rPr>
-          <w:rFonts w:ascii="Times New Roman" w:hAnsi="Times New Roman" w:cs="Times New Roman"/>
-        </w:rPr>
-        <w:t xml:space="preserve"> are supported to accommodate different use cases.</w:t>
-      </w:r>
-    </w:p>
-    <w:p>
-      <w:pPr>
-        <w:spacing w:line="480" w:lineRule="auto"/>
-        <w:rPr>
-          <w:rFonts w:ascii="Times New Roman" w:hAnsi="Times New Roman" w:cs="Times New Roman"/>
-        </w:rPr>
-      </w:pPr>
-      <w:r>
-        <w:rPr>
-          <w:rFonts w:ascii="Times New Roman" w:hAnsi="Times New Roman" w:cs="Times New Roman"/>
-        </w:rPr>
         <w:t>The Communication Layer ensures secure, reliable, and efficient data transmission. It includes mechanisms for message queuing, retransmission, encryption, and authentication. This layer also manages network interface selection and failover between Ethernet and Wi-Fi to maintain connectivity.</w:t>
       </w:r>
     </w:p>
@@ -587,6 +559,7 @@
     <w:p>
       <w:pPr>
         <w:spacing w:line="480" w:lineRule="auto"/>
+        <w:ind w:firstLine="720"/>
         <w:rPr>
           <w:rFonts w:ascii="Times New Roman" w:hAnsi="Times New Roman" w:cs="Times New Roman"/>
         </w:rPr>
@@ -601,6 +574,7 @@
     <w:p>
       <w:pPr>
         <w:spacing w:line="480" w:lineRule="auto"/>
+        <w:ind w:firstLine="720"/>
         <w:rPr>
           <w:rFonts w:ascii="Times New Roman" w:hAnsi="Times New Roman" w:cs="Times New Roman"/>
         </w:rPr>
@@ -633,6 +607,7 @@
     <w:p>
       <w:pPr>
         <w:spacing w:line="480" w:lineRule="auto"/>
+        <w:ind w:firstLine="720"/>
         <w:rPr>
           <w:rFonts w:ascii="Times New Roman" w:hAnsi="Times New Roman" w:cs="Times New Roman"/>
         </w:rPr>
@@ -655,54 +630,59 @@
         <w:rPr>
           <w:rFonts w:ascii="Times New Roman" w:hAnsi="Times New Roman" w:cs="Times New Roman"/>
         </w:rPr>
+        <w:t>It also manages data aggregation and compression to optimize network usage and storage.</w:t>
+      </w:r>
+    </w:p>
+    <w:p>
+      <w:pPr>
+        <w:spacing w:line="480" w:lineRule="auto"/>
+        <w:rPr>
+          <w:rFonts w:ascii="Times New Roman" w:hAnsi="Times New Roman" w:cs="Times New Roman"/>
+          <w:b/>
+          <w:bCs/>
+        </w:rPr>
+      </w:pPr>
+      <w:r>
+        <w:rPr>
+          <w:rFonts w:ascii="Times New Roman" w:hAnsi="Times New Roman" w:cs="Times New Roman"/>
+          <w:b/>
+          <w:bCs/>
+        </w:rPr>
+        <w:t>Actuator Control Layer</w:t>
+      </w:r>
+    </w:p>
+    <w:p>
+      <w:pPr>
+        <w:spacing w:line="480" w:lineRule="auto"/>
+        <w:ind w:firstLine="720"/>
+        <w:rPr>
+          <w:rFonts w:ascii="Times New Roman" w:hAnsi="Times New Roman" w:cs="Times New Roman"/>
+        </w:rPr>
+      </w:pPr>
+      <w:r>
+        <w:rPr>
+          <w:rFonts w:ascii="Times New Roman" w:hAnsi="Times New Roman" w:cs="Times New Roman"/>
+        </w:rPr>
+        <w:t xml:space="preserve">This layer interfaces with actuators such as relays, motors, LEDs, and alarms. It receives commands from the Data Processing Module or </w:t>
+      </w:r>
+      <w:r>
+        <w:rPr>
+          <w:rFonts w:ascii="Times New Roman" w:hAnsi="Times New Roman" w:cs="Times New Roman"/>
+        </w:rPr>
+        <w:t>remote-control</w:t>
+      </w:r>
+      <w:r>
+        <w:rPr>
+          <w:rFonts w:ascii="Times New Roman" w:hAnsi="Times New Roman" w:cs="Times New Roman"/>
+        </w:rPr>
+        <w:t xml:space="preserve"> servers and translates them into </w:t>
+      </w:r>
+      <w:r>
+        <w:rPr>
+          <w:rFonts w:ascii="Times New Roman" w:hAnsi="Times New Roman" w:cs="Times New Roman"/>
+        </w:rPr>
         <w:lastRenderedPageBreak/>
-        <w:t>It also manages data aggregation and compression to optimize network usage and storage.</w:t>
-      </w:r>
-    </w:p>
-    <w:p>
-      <w:pPr>
-        <w:spacing w:line="480" w:lineRule="auto"/>
-        <w:rPr>
-          <w:rFonts w:ascii="Times New Roman" w:hAnsi="Times New Roman" w:cs="Times New Roman"/>
-          <w:b/>
-          <w:bCs/>
-        </w:rPr>
-      </w:pPr>
-      <w:r>
-        <w:rPr>
-          <w:rFonts w:ascii="Times New Roman" w:hAnsi="Times New Roman" w:cs="Times New Roman"/>
-          <w:b/>
-          <w:bCs/>
-        </w:rPr>
-        <w:t>Actuator Control Layer</w:t>
-      </w:r>
-    </w:p>
-    <w:p>
-      <w:pPr>
-        <w:spacing w:line="480" w:lineRule="auto"/>
-        <w:rPr>
-          <w:rFonts w:ascii="Times New Roman" w:hAnsi="Times New Roman" w:cs="Times New Roman"/>
-        </w:rPr>
-      </w:pPr>
-      <w:r>
-        <w:rPr>
-          <w:rFonts w:ascii="Times New Roman" w:hAnsi="Times New Roman" w:cs="Times New Roman"/>
-        </w:rPr>
-        <w:t xml:space="preserve">This layer interfaces with actuators such as relays, motors, LEDs, and alarms. It receives commands from the Data Processing Module or </w:t>
-      </w:r>
-      <w:proofErr w:type="gramStart"/>
-      <w:r>
-        <w:rPr>
-          <w:rFonts w:ascii="Times New Roman" w:hAnsi="Times New Roman" w:cs="Times New Roman"/>
-        </w:rPr>
-        <w:t>remote control</w:t>
-      </w:r>
-      <w:proofErr w:type="gramEnd"/>
-      <w:r>
-        <w:rPr>
-          <w:rFonts w:ascii="Times New Roman" w:hAnsi="Times New Roman" w:cs="Times New Roman"/>
-        </w:rPr>
-        <w:t xml:space="preserve"> servers and translates them into hardware actions. Safety checks and fail-safe mechanisms are embedded to prevent unintended or hazardous operations.</w:t>
+        <w:t>hardware actions. Safety checks and fail-safe mechanisms are embedded to prevent unintended or hazardous operations.</w:t>
       </w:r>
     </w:p>
     <w:p>
@@ -726,6 +706,7 @@
     <w:p>
       <w:pPr>
         <w:spacing w:line="480" w:lineRule="auto"/>
+        <w:ind w:firstLine="720"/>
         <w:rPr>
           <w:rFonts w:ascii="Times New Roman" w:hAnsi="Times New Roman" w:cs="Times New Roman"/>
         </w:rPr>
@@ -758,6 +739,7 @@
     <w:p>
       <w:pPr>
         <w:spacing w:line="480" w:lineRule="auto"/>
+        <w:ind w:firstLine="720"/>
         <w:rPr>
           <w:rFonts w:ascii="Times New Roman" w:hAnsi="Times New Roman" w:cs="Times New Roman"/>
         </w:rPr>
@@ -790,6 +772,7 @@
     <w:p>
       <w:pPr>
         <w:spacing w:line="480" w:lineRule="auto"/>
+        <w:ind w:firstLine="720"/>
         <w:rPr>
           <w:rFonts w:ascii="Times New Roman" w:hAnsi="Times New Roman" w:cs="Times New Roman"/>
         </w:rPr>
@@ -806,103 +789,85 @@
         <w:spacing w:line="480" w:lineRule="auto"/>
         <w:rPr>
           <w:rFonts w:ascii="Times New Roman" w:hAnsi="Times New Roman" w:cs="Times New Roman"/>
-        </w:rPr>
-      </w:pPr>
-      <w:r>
-        <w:rPr>
-          <w:rFonts w:ascii="Times New Roman" w:hAnsi="Times New Roman" w:cs="Times New Roman"/>
-        </w:rPr>
-        <w:pict w14:anchorId="2260AC0A">
-          <v:rect id="_x0000_i1069" style="width:0;height:0" o:hralign="center" o:hrstd="t" o:hr="t" fillcolor="#a0a0a0" stroked="f"/>
-        </w:pict>
-      </w:r>
-    </w:p>
-    <w:p>
-      <w:pPr>
-        <w:spacing w:line="480" w:lineRule="auto"/>
-        <w:rPr>
-          <w:rFonts w:ascii="Times New Roman" w:hAnsi="Times New Roman" w:cs="Times New Roman"/>
-          <w:b/>
-          <w:bCs/>
-        </w:rPr>
-      </w:pPr>
-      <w:r>
-        <w:rPr>
-          <w:rFonts w:ascii="Times New Roman" w:hAnsi="Times New Roman" w:cs="Times New Roman"/>
-          <w:b/>
-          <w:bCs/>
+          <w:b/>
+          <w:bCs/>
+        </w:rPr>
+      </w:pPr>
+      <w:r>
+        <w:rPr>
+          <w:rFonts w:ascii="Times New Roman" w:hAnsi="Times New Roman" w:cs="Times New Roman"/>
+          <w:b/>
+          <w:bCs/>
+        </w:rPr>
+        <w:t xml:space="preserve">Detailed Coverage of IoT Characteristics in </w:t>
+      </w:r>
+      <w:r>
+        <w:rPr>
+          <w:rFonts w:ascii="Times New Roman" w:hAnsi="Times New Roman" w:cs="Times New Roman"/>
+          <w:b/>
+          <w:bCs/>
+        </w:rPr>
+        <w:t>Architecture</w:t>
+      </w:r>
+    </w:p>
+    <w:p>
+      <w:pPr>
+        <w:spacing w:line="480" w:lineRule="auto"/>
+        <w:rPr>
+          <w:rFonts w:ascii="Times New Roman" w:hAnsi="Times New Roman" w:cs="Times New Roman"/>
+          <w:b/>
+          <w:bCs/>
+        </w:rPr>
+      </w:pPr>
+      <w:r>
+        <w:rPr>
+          <w:rFonts w:ascii="Times New Roman" w:hAnsi="Times New Roman" w:cs="Times New Roman"/>
+          <w:b/>
+          <w:bCs/>
+        </w:rPr>
+        <w:t>Networking</w:t>
+      </w:r>
+    </w:p>
+    <w:p>
+      <w:pPr>
+        <w:spacing w:line="480" w:lineRule="auto"/>
+        <w:ind w:firstLine="720"/>
+        <w:rPr>
+          <w:rFonts w:ascii="Times New Roman" w:hAnsi="Times New Roman" w:cs="Times New Roman"/>
+        </w:rPr>
+      </w:pPr>
+      <w:r>
+        <w:rPr>
+          <w:rFonts w:ascii="Times New Roman" w:hAnsi="Times New Roman" w:cs="Times New Roman"/>
+        </w:rPr>
+        <w:t xml:space="preserve">Networking in </w:t>
+      </w:r>
+      <w:r>
+        <w:rPr>
+          <w:rFonts w:ascii="Times New Roman" w:hAnsi="Times New Roman" w:cs="Times New Roman"/>
+        </w:rPr>
+        <w:t>architecture</w:t>
+      </w:r>
+      <w:r>
+        <w:rPr>
+          <w:rFonts w:ascii="Times New Roman" w:hAnsi="Times New Roman" w:cs="Times New Roman"/>
+        </w:rPr>
+        <w:t xml:space="preserve"> is designed to be flexible and resilient. The Communication Layer supports multiple protocols to accommodate diverse IoT scenarios. MQTT is favored for its lightweight publish-subscribe model, ideal for constrained networks and real-time messaging. CoAP provides a RESTful interface optimized for low-power devices.</w:t>
+      </w:r>
+    </w:p>
+    <w:p>
+      <w:pPr>
+        <w:spacing w:line="480" w:lineRule="auto"/>
+        <w:ind w:firstLine="720"/>
+        <w:rPr>
+          <w:rFonts w:ascii="Times New Roman" w:hAnsi="Times New Roman" w:cs="Times New Roman"/>
+        </w:rPr>
+      </w:pPr>
+      <w:r>
+        <w:rPr>
+          <w:rFonts w:ascii="Times New Roman" w:hAnsi="Times New Roman" w:cs="Times New Roman"/>
         </w:rPr>
         <w:lastRenderedPageBreak/>
-        <w:t xml:space="preserve">Detailed Coverage of IoT Characteristics in </w:t>
-      </w:r>
-      <w:proofErr w:type="gramStart"/>
-      <w:r>
-        <w:rPr>
-          <w:rFonts w:ascii="Times New Roman" w:hAnsi="Times New Roman" w:cs="Times New Roman"/>
-          <w:b/>
-          <w:bCs/>
-        </w:rPr>
-        <w:t>the Architecture</w:t>
-      </w:r>
-      <w:proofErr w:type="gramEnd"/>
-    </w:p>
-    <w:p>
-      <w:pPr>
-        <w:spacing w:line="480" w:lineRule="auto"/>
-        <w:rPr>
-          <w:rFonts w:ascii="Times New Roman" w:hAnsi="Times New Roman" w:cs="Times New Roman"/>
-          <w:b/>
-          <w:bCs/>
-        </w:rPr>
-      </w:pPr>
-      <w:r>
-        <w:rPr>
-          <w:rFonts w:ascii="Times New Roman" w:hAnsi="Times New Roman" w:cs="Times New Roman"/>
-          <w:b/>
-          <w:bCs/>
-        </w:rPr>
-        <w:t>Networking</w:t>
-      </w:r>
-    </w:p>
-    <w:p>
-      <w:pPr>
-        <w:spacing w:line="480" w:lineRule="auto"/>
-        <w:rPr>
-          <w:rFonts w:ascii="Times New Roman" w:hAnsi="Times New Roman" w:cs="Times New Roman"/>
-        </w:rPr>
-      </w:pPr>
-      <w:r>
-        <w:rPr>
-          <w:rFonts w:ascii="Times New Roman" w:hAnsi="Times New Roman" w:cs="Times New Roman"/>
-        </w:rPr>
-        <w:t xml:space="preserve">Networking in </w:t>
-      </w:r>
-      <w:proofErr w:type="gramStart"/>
-      <w:r>
-        <w:rPr>
-          <w:rFonts w:ascii="Times New Roman" w:hAnsi="Times New Roman" w:cs="Times New Roman"/>
-        </w:rPr>
-        <w:t>the architecture</w:t>
-      </w:r>
-      <w:proofErr w:type="gramEnd"/>
-      <w:r>
-        <w:rPr>
-          <w:rFonts w:ascii="Times New Roman" w:hAnsi="Times New Roman" w:cs="Times New Roman"/>
-        </w:rPr>
-        <w:t xml:space="preserve"> is designed to be flexible and resilient. The Communication Layer supports multiple protocols to accommodate diverse IoT scenarios. MQTT is favored for its lightweight publish-subscribe model, ideal for constrained networks and real-time messaging. CoAP provides a RESTful interface optimized for low-power devices.</w:t>
-      </w:r>
-    </w:p>
-    <w:p>
-      <w:pPr>
-        <w:spacing w:line="480" w:lineRule="auto"/>
-        <w:rPr>
-          <w:rFonts w:ascii="Times New Roman" w:hAnsi="Times New Roman" w:cs="Times New Roman"/>
-        </w:rPr>
-      </w:pPr>
-      <w:r>
-        <w:rPr>
-          <w:rFonts w:ascii="Times New Roman" w:hAnsi="Times New Roman" w:cs="Times New Roman"/>
-        </w:rPr>
         <w:t>The architecture supports both local network communication for latency-sensitive operations and cloud connectivity for remote monitoring and control. Network security is enforced through TLS encryption, certificate-based authentication, and firewall configurations.</w:t>
       </w:r>
     </w:p>
@@ -941,6 +906,7 @@
     <w:p>
       <w:pPr>
         <w:spacing w:line="480" w:lineRule="auto"/>
+        <w:ind w:firstLine="720"/>
         <w:rPr>
           <w:rFonts w:ascii="Times New Roman" w:hAnsi="Times New Roman" w:cs="Times New Roman"/>
         </w:rPr>
@@ -1001,143 +967,89 @@
     <w:p>
       <w:pPr>
         <w:spacing w:line="480" w:lineRule="auto"/>
-        <w:rPr>
-          <w:rFonts w:ascii="Times New Roman" w:hAnsi="Times New Roman" w:cs="Times New Roman"/>
-        </w:rPr>
-      </w:pPr>
-      <w:r>
-        <w:rPr>
-          <w:rFonts w:ascii="Times New Roman" w:hAnsi="Times New Roman" w:cs="Times New Roman"/>
+        <w:ind w:firstLine="720"/>
+        <w:rPr>
+          <w:rFonts w:ascii="Times New Roman" w:hAnsi="Times New Roman" w:cs="Times New Roman"/>
+        </w:rPr>
+      </w:pPr>
+      <w:r>
+        <w:rPr>
+          <w:rFonts w:ascii="Times New Roman" w:hAnsi="Times New Roman" w:cs="Times New Roman"/>
+        </w:rPr>
+        <w:t>The Actuator Control Layer manages a variety of actuators, translating high-level commands into electrical signals. It supports PWM (Pulse Width Modulation) for motor control, digital outputs for relays, and analog outputs for variable controls.</w:t>
+      </w:r>
+    </w:p>
+    <w:p>
+      <w:pPr>
+        <w:spacing w:line="480" w:lineRule="auto"/>
+        <w:ind w:firstLine="720"/>
+        <w:rPr>
+          <w:rFonts w:ascii="Times New Roman" w:hAnsi="Times New Roman" w:cs="Times New Roman"/>
+        </w:rPr>
+      </w:pPr>
+      <w:r>
+        <w:rPr>
+          <w:rFonts w:ascii="Times New Roman" w:hAnsi="Times New Roman" w:cs="Times New Roman"/>
+        </w:rPr>
+        <w:t>Safety features include watchdog timers, hardware interlocks, and software validation to prevent unsafe states. The layer also supports feedback mechanisms to confirm actuator states.</w:t>
+      </w:r>
+    </w:p>
+    <w:p>
+      <w:pPr>
+        <w:spacing w:line="480" w:lineRule="auto"/>
+        <w:rPr>
+          <w:rFonts w:ascii="Times New Roman" w:hAnsi="Times New Roman" w:cs="Times New Roman"/>
+          <w:b/>
+          <w:bCs/>
+        </w:rPr>
+      </w:pPr>
+      <w:r>
+        <w:rPr>
+          <w:rFonts w:ascii="Times New Roman" w:hAnsi="Times New Roman" w:cs="Times New Roman"/>
+          <w:b/>
+          <w:bCs/>
+        </w:rPr>
+        <w:t>Programming Languages and Development Challenges</w:t>
+      </w:r>
+    </w:p>
+    <w:p>
+      <w:pPr>
+        <w:spacing w:line="480" w:lineRule="auto"/>
+        <w:rPr>
+          <w:rFonts w:ascii="Times New Roman" w:hAnsi="Times New Roman" w:cs="Times New Roman"/>
+          <w:b/>
+          <w:bCs/>
+        </w:rPr>
+      </w:pPr>
+      <w:r>
+        <w:rPr>
+          <w:rFonts w:ascii="Times New Roman" w:hAnsi="Times New Roman" w:cs="Times New Roman"/>
+          <w:b/>
+          <w:bCs/>
         </w:rPr>
         <w:lastRenderedPageBreak/>
-        <w:t>The Actuator Control Layer manages a variety of actuators, translating high-level commands into electrical signals. It supports PWM (Pulse Width Modulation) for motor control, digital outputs for relays, and analog outputs for variable controls.</w:t>
-      </w:r>
-    </w:p>
-    <w:p>
-      <w:pPr>
-        <w:spacing w:line="480" w:lineRule="auto"/>
-        <w:rPr>
-          <w:rFonts w:ascii="Times New Roman" w:hAnsi="Times New Roman" w:cs="Times New Roman"/>
-        </w:rPr>
-      </w:pPr>
-      <w:r>
-        <w:rPr>
-          <w:rFonts w:ascii="Times New Roman" w:hAnsi="Times New Roman" w:cs="Times New Roman"/>
-        </w:rPr>
-        <w:t>Safety features include watchdog timers, hardware interlocks, and software validation to prevent unsafe states. The layer also supports feedback mechanisms to confirm actuator states.</w:t>
-      </w:r>
-    </w:p>
-    <w:p>
-      <w:pPr>
-        <w:spacing w:line="480" w:lineRule="auto"/>
-        <w:rPr>
-          <w:rFonts w:ascii="Times New Roman" w:hAnsi="Times New Roman" w:cs="Times New Roman"/>
-        </w:rPr>
-      </w:pPr>
-      <w:r>
-        <w:rPr>
-          <w:rFonts w:ascii="Times New Roman" w:hAnsi="Times New Roman" w:cs="Times New Roman"/>
-        </w:rPr>
-        <w:pict w14:anchorId="71B4C715">
-          <v:rect id="_x0000_i1070" style="width:0;height:0" o:hralign="center" o:hrstd="t" o:hr="t" fillcolor="#a0a0a0" stroked="f"/>
-        </w:pict>
-      </w:r>
-    </w:p>
-    <w:p>
-      <w:pPr>
-        <w:spacing w:line="480" w:lineRule="auto"/>
-        <w:rPr>
-          <w:rFonts w:ascii="Times New Roman" w:hAnsi="Times New Roman" w:cs="Times New Roman"/>
-          <w:b/>
-          <w:bCs/>
-        </w:rPr>
-      </w:pPr>
-      <w:r>
-        <w:rPr>
-          <w:rFonts w:ascii="Times New Roman" w:hAnsi="Times New Roman" w:cs="Times New Roman"/>
-          <w:b/>
-          <w:bCs/>
-        </w:rPr>
-        <w:t>Programming Languages and Development Challenges</w:t>
-      </w:r>
-    </w:p>
-    <w:p>
-      <w:pPr>
-        <w:spacing w:line="480" w:lineRule="auto"/>
-        <w:rPr>
-          <w:rFonts w:ascii="Times New Roman" w:hAnsi="Times New Roman" w:cs="Times New Roman"/>
-          <w:b/>
-          <w:bCs/>
-        </w:rPr>
-      </w:pPr>
-      <w:r>
-        <w:rPr>
-          <w:rFonts w:ascii="Times New Roman" w:hAnsi="Times New Roman" w:cs="Times New Roman"/>
-          <w:b/>
-          <w:bCs/>
-        </w:rPr>
         <w:t>Programming Languages</w:t>
       </w:r>
     </w:p>
     <w:p>
       <w:pPr>
         <w:spacing w:line="480" w:lineRule="auto"/>
-        <w:rPr>
-          <w:rFonts w:ascii="Times New Roman" w:hAnsi="Times New Roman" w:cs="Times New Roman"/>
-        </w:rPr>
-      </w:pPr>
-      <w:r>
-        <w:rPr>
-          <w:rFonts w:ascii="Times New Roman" w:hAnsi="Times New Roman" w:cs="Times New Roman"/>
-        </w:rPr>
-        <w:t>Python is the primary language for Raspberry Pi IoT development due to its ease of use, extensive libraries, and active community. Libraries such as </w:t>
-      </w:r>
-      <w:proofErr w:type="spellStart"/>
-      <w:r>
-        <w:rPr>
-          <w:rFonts w:ascii="Times New Roman" w:hAnsi="Times New Roman" w:cs="Times New Roman"/>
-        </w:rPr>
-        <w:t>RPi.GPIO</w:t>
-      </w:r>
-      <w:proofErr w:type="spellEnd"/>
-      <w:r>
-        <w:rPr>
-          <w:rFonts w:ascii="Times New Roman" w:hAnsi="Times New Roman" w:cs="Times New Roman"/>
-        </w:rPr>
-        <w:t> and </w:t>
-      </w:r>
-      <w:proofErr w:type="spellStart"/>
-      <w:r>
-        <w:rPr>
-          <w:rFonts w:ascii="Times New Roman" w:hAnsi="Times New Roman" w:cs="Times New Roman"/>
-        </w:rPr>
-        <w:t>gpiozero</w:t>
-      </w:r>
-      <w:proofErr w:type="spellEnd"/>
-      <w:r>
-        <w:rPr>
-          <w:rFonts w:ascii="Times New Roman" w:hAnsi="Times New Roman" w:cs="Times New Roman"/>
-        </w:rPr>
-        <w:t> simplify hardware interfacing, while paho-</w:t>
-      </w:r>
-      <w:proofErr w:type="spellStart"/>
-      <w:r>
-        <w:rPr>
-          <w:rFonts w:ascii="Times New Roman" w:hAnsi="Times New Roman" w:cs="Times New Roman"/>
-        </w:rPr>
-        <w:t>mqtt</w:t>
-      </w:r>
-      <w:proofErr w:type="spellEnd"/>
-      <w:r>
-        <w:rPr>
-          <w:rFonts w:ascii="Times New Roman" w:hAnsi="Times New Roman" w:cs="Times New Roman"/>
-        </w:rPr>
-        <w:t> facilitates MQTT communication. Python’s readability accelerates development and debugging.</w:t>
-      </w:r>
-    </w:p>
-    <w:p>
-      <w:pPr>
-        <w:spacing w:line="480" w:lineRule="auto"/>
+        <w:ind w:firstLine="720"/>
+        <w:rPr>
+          <w:rFonts w:ascii="Times New Roman" w:hAnsi="Times New Roman" w:cs="Times New Roman"/>
+        </w:rPr>
+      </w:pPr>
+      <w:r>
+        <w:rPr>
+          <w:rFonts w:ascii="Times New Roman" w:hAnsi="Times New Roman" w:cs="Times New Roman"/>
+        </w:rPr>
+        <w:t>Python is the primary language for Raspberry Pi IoT development due to its ease of use, extensive libraries, and active community. Libraries such as RPi.GPIO and gpiozero simplify hardware interfacing, while paho-mqtt facilitates MQTT communication. Python’s readability accelerates development and debugging.</w:t>
+      </w:r>
+    </w:p>
+    <w:p>
+      <w:pPr>
+        <w:spacing w:line="480" w:lineRule="auto"/>
+        <w:ind w:firstLine="720"/>
         <w:rPr>
           <w:rFonts w:ascii="Times New Roman" w:hAnsi="Times New Roman" w:cs="Times New Roman"/>
         </w:rPr>
@@ -1152,6 +1064,7 @@
     <w:p>
       <w:pPr>
         <w:spacing w:line="480" w:lineRule="auto"/>
+        <w:ind w:firstLine="720"/>
         <w:rPr>
           <w:rFonts w:ascii="Times New Roman" w:hAnsi="Times New Roman" w:cs="Times New Roman"/>
         </w:rPr>
@@ -1166,6 +1079,7 @@
     <w:p>
       <w:pPr>
         <w:spacing w:line="480" w:lineRule="auto"/>
+        <w:ind w:firstLine="720"/>
         <w:rPr>
           <w:rFonts w:ascii="Times New Roman" w:hAnsi="Times New Roman" w:cs="Times New Roman"/>
         </w:rPr>
@@ -1206,7 +1120,6 @@
         <w:rPr>
           <w:rFonts w:ascii="Times New Roman" w:hAnsi="Times New Roman" w:cs="Times New Roman"/>
         </w:rPr>
-        <w:lastRenderedPageBreak/>
         <w:t>Developing IoT software on Raspberry Pi involves several challenges:</w:t>
       </w:r>
     </w:p>
@@ -1224,10 +1137,14 @@
       <w:r>
         <w:rPr>
           <w:rFonts w:ascii="Times New Roman" w:hAnsi="Times New Roman" w:cs="Times New Roman"/>
-          <w:b/>
-          <w:bCs/>
-        </w:rPr>
-        <w:t>Hardware Diversity:</w:t>
+        </w:rPr>
+        <w:t>Hardware Diversity</w:t>
+      </w:r>
+      <w:r>
+        <w:rPr>
+          <w:rFonts w:ascii="Times New Roman" w:hAnsi="Times New Roman" w:cs="Times New Roman"/>
+        </w:rPr>
+        <w:t xml:space="preserve"> -</w:t>
       </w:r>
       <w:r>
         <w:rPr>
@@ -1250,16 +1167,26 @@
       <w:r>
         <w:rPr>
           <w:rFonts w:ascii="Times New Roman" w:hAnsi="Times New Roman" w:cs="Times New Roman"/>
-          <w:b/>
-          <w:bCs/>
-        </w:rPr>
-        <w:t>Resource Constraints:</w:t>
-      </w:r>
-      <w:r>
-        <w:rPr>
-          <w:rFonts w:ascii="Times New Roman" w:hAnsi="Times New Roman" w:cs="Times New Roman"/>
-        </w:rPr>
-        <w:t> Despite its capabilities, Raspberry Pi has limited CPU, memory, and storage compared to traditional computers. Efficient resource management is essential.</w:t>
+        </w:rPr>
+        <w:t>Resource Constraints</w:t>
+      </w:r>
+      <w:r>
+        <w:rPr>
+          <w:rFonts w:ascii="Times New Roman" w:hAnsi="Times New Roman" w:cs="Times New Roman"/>
+        </w:rPr>
+        <w:t xml:space="preserve"> -</w:t>
+      </w:r>
+      <w:r>
+        <w:rPr>
+          <w:rFonts w:ascii="Times New Roman" w:hAnsi="Times New Roman" w:cs="Times New Roman"/>
+        </w:rPr>
+        <w:t> Despite</w:t>
+      </w:r>
+      <w:r>
+        <w:rPr>
+          <w:rFonts w:ascii="Times New Roman" w:hAnsi="Times New Roman" w:cs="Times New Roman"/>
+        </w:rPr>
+        <w:t xml:space="preserve"> its capabilities, Raspberry Pi has limited CPU, memory, and storage compared to traditional computers. Efficient resource management is essential.</w:t>
       </w:r>
     </w:p>
     <w:p>
@@ -1276,10 +1203,15 @@
       <w:r>
         <w:rPr>
           <w:rFonts w:ascii="Times New Roman" w:hAnsi="Times New Roman" w:cs="Times New Roman"/>
-          <w:b/>
-          <w:bCs/>
-        </w:rPr>
-        <w:t>Power Consumption:</w:t>
+        </w:rPr>
+        <w:lastRenderedPageBreak/>
+        <w:t>Power Consumption</w:t>
+      </w:r>
+      <w:r>
+        <w:rPr>
+          <w:rFonts w:ascii="Times New Roman" w:hAnsi="Times New Roman" w:cs="Times New Roman"/>
+        </w:rPr>
+        <w:t xml:space="preserve"> -</w:t>
       </w:r>
       <w:r>
         <w:rPr>
@@ -1302,10 +1234,14 @@
       <w:r>
         <w:rPr>
           <w:rFonts w:ascii="Times New Roman" w:hAnsi="Times New Roman" w:cs="Times New Roman"/>
-          <w:b/>
-          <w:bCs/>
-        </w:rPr>
-        <w:t>Security:</w:t>
+        </w:rPr>
+        <w:t>Security</w:t>
+      </w:r>
+      <w:r>
+        <w:rPr>
+          <w:rFonts w:ascii="Times New Roman" w:hAnsi="Times New Roman" w:cs="Times New Roman"/>
+        </w:rPr>
+        <w:t xml:space="preserve"> -</w:t>
       </w:r>
       <w:r>
         <w:rPr>
@@ -1328,10 +1264,14 @@
       <w:r>
         <w:rPr>
           <w:rFonts w:ascii="Times New Roman" w:hAnsi="Times New Roman" w:cs="Times New Roman"/>
-          <w:b/>
-          <w:bCs/>
-        </w:rPr>
-        <w:t>Network Reliability:</w:t>
+        </w:rPr>
+        <w:t>Network Reliability</w:t>
+      </w:r>
+      <w:r>
+        <w:rPr>
+          <w:rFonts w:ascii="Times New Roman" w:hAnsi="Times New Roman" w:cs="Times New Roman"/>
+        </w:rPr>
+        <w:t xml:space="preserve"> -</w:t>
       </w:r>
       <w:r>
         <w:rPr>
@@ -1354,32 +1294,20 @@
       <w:r>
         <w:rPr>
           <w:rFonts w:ascii="Times New Roman" w:hAnsi="Times New Roman" w:cs="Times New Roman"/>
-          <w:b/>
-          <w:bCs/>
-        </w:rPr>
-        <w:t>Scalability:</w:t>
+        </w:rPr>
+        <w:t>Scalability</w:t>
+      </w:r>
+      <w:r>
+        <w:rPr>
+          <w:rFonts w:ascii="Times New Roman" w:hAnsi="Times New Roman" w:cs="Times New Roman"/>
+        </w:rPr>
+        <w:t xml:space="preserve"> -</w:t>
       </w:r>
       <w:r>
         <w:rPr>
           <w:rFonts w:ascii="Times New Roman" w:hAnsi="Times New Roman" w:cs="Times New Roman"/>
         </w:rPr>
         <w:t> Designing software that can scale from a single device to thousands in a network demands modularity and standardized interfaces.</w:t>
-      </w:r>
-    </w:p>
-    <w:p>
-      <w:pPr>
-        <w:spacing w:line="480" w:lineRule="auto"/>
-        <w:rPr>
-          <w:rFonts w:ascii="Times New Roman" w:hAnsi="Times New Roman" w:cs="Times New Roman"/>
-        </w:rPr>
-      </w:pPr>
-      <w:r>
-        <w:rPr>
-          <w:rFonts w:ascii="Times New Roman" w:hAnsi="Times New Roman" w:cs="Times New Roman"/>
-        </w:rPr>
-        <w:pict w14:anchorId="3F466D76">
-          <v:rect id="_x0000_i1071" style="width:0;height:0" o:hralign="center" o:hrstd="t" o:hr="t" fillcolor="#a0a0a0" stroked="f"/>
-        </w:pict>
       </w:r>
     </w:p>
     <w:p>
@@ -1431,7 +1359,6 @@
           <w:b/>
           <w:bCs/>
         </w:rPr>
-        <w:lastRenderedPageBreak/>
         <w:t>Classes:</w:t>
       </w:r>
     </w:p>
@@ -1450,21 +1377,19 @@
         <w:rPr>
           <w:rFonts w:ascii="Times New Roman" w:hAnsi="Times New Roman" w:cs="Times New Roman"/>
         </w:rPr>
-        <w:t>Sensor: Represents various sensor types, with attributes for sensor ID, type, and data. Methods include </w:t>
-      </w:r>
-      <w:proofErr w:type="spellStart"/>
-      <w:r>
-        <w:rPr>
-          <w:rFonts w:ascii="Times New Roman" w:hAnsi="Times New Roman" w:cs="Times New Roman"/>
-        </w:rPr>
-        <w:t>readData</w:t>
-      </w:r>
-      <w:proofErr w:type="spellEnd"/>
-      <w:r>
-        <w:rPr>
-          <w:rFonts w:ascii="Times New Roman" w:hAnsi="Times New Roman" w:cs="Times New Roman"/>
-        </w:rPr>
-        <w:t>() and calibrate().</w:t>
+        <w:t>Sensor</w:t>
+      </w:r>
+      <w:r>
+        <w:rPr>
+          <w:rFonts w:ascii="Times New Roman" w:hAnsi="Times New Roman" w:cs="Times New Roman"/>
+        </w:rPr>
+        <w:t xml:space="preserve"> -</w:t>
+      </w:r>
+      <w:r>
+        <w:rPr>
+          <w:rFonts w:ascii="Times New Roman" w:hAnsi="Times New Roman" w:cs="Times New Roman"/>
+        </w:rPr>
+        <w:t xml:space="preserve"> Represents various sensor types, with attributes for sensor ID, type, and data. Methods include readData() and calibrate().</w:t>
       </w:r>
     </w:p>
     <w:p>
@@ -1482,7 +1407,19 @@
         <w:rPr>
           <w:rFonts w:ascii="Times New Roman" w:hAnsi="Times New Roman" w:cs="Times New Roman"/>
         </w:rPr>
-        <w:t>Actuator: Represents actuators with attributes such as actuator ID and state. Methods include activate() and deactivate().</w:t>
+        <w:t>Actuator</w:t>
+      </w:r>
+      <w:r>
+        <w:rPr>
+          <w:rFonts w:ascii="Times New Roman" w:hAnsi="Times New Roman" w:cs="Times New Roman"/>
+        </w:rPr>
+        <w:t xml:space="preserve"> -</w:t>
+      </w:r>
+      <w:r>
+        <w:rPr>
+          <w:rFonts w:ascii="Times New Roman" w:hAnsi="Times New Roman" w:cs="Times New Roman"/>
+        </w:rPr>
+        <w:t xml:space="preserve"> Represents actuators with attributes such as actuator ID and state. Methods include activate() and deactivate().</w:t>
       </w:r>
     </w:p>
     <w:p>
@@ -1497,6 +1434,7 @@
         </w:rPr>
       </w:pPr>
       <w:proofErr w:type="spellStart"/>
+      <w:proofErr w:type="gramStart"/>
       <w:r>
         <w:rPr>
           <w:rFonts w:ascii="Times New Roman" w:hAnsi="Times New Roman" w:cs="Times New Roman"/>
@@ -1504,39 +1442,18 @@
         <w:t>CommunicationManager</w:t>
       </w:r>
       <w:proofErr w:type="spellEnd"/>
-      <w:r>
-        <w:rPr>
-          <w:rFonts w:ascii="Times New Roman" w:hAnsi="Times New Roman" w:cs="Times New Roman"/>
-        </w:rPr>
-        <w:t>: Manages network interfaces and protocols. Methods include connect(), </w:t>
-      </w:r>
-      <w:proofErr w:type="spellStart"/>
-      <w:r>
-        <w:rPr>
-          <w:rFonts w:ascii="Times New Roman" w:hAnsi="Times New Roman" w:cs="Times New Roman"/>
-        </w:rPr>
-        <w:t>sendMessage</w:t>
-      </w:r>
-      <w:proofErr w:type="spellEnd"/>
-      <w:r>
-        <w:rPr>
-          <w:rFonts w:ascii="Times New Roman" w:hAnsi="Times New Roman" w:cs="Times New Roman"/>
-        </w:rPr>
-        <w:t>(), and </w:t>
-      </w:r>
-      <w:proofErr w:type="spellStart"/>
-      <w:r>
-        <w:rPr>
-          <w:rFonts w:ascii="Times New Roman" w:hAnsi="Times New Roman" w:cs="Times New Roman"/>
-        </w:rPr>
-        <w:t>receiveMessage</w:t>
-      </w:r>
-      <w:proofErr w:type="spellEnd"/>
-      <w:r>
-        <w:rPr>
-          <w:rFonts w:ascii="Times New Roman" w:hAnsi="Times New Roman" w:cs="Times New Roman"/>
-        </w:rPr>
-        <w:t>().</w:t>
+      <w:proofErr w:type="gramEnd"/>
+      <w:r>
+        <w:rPr>
+          <w:rFonts w:ascii="Times New Roman" w:hAnsi="Times New Roman" w:cs="Times New Roman"/>
+        </w:rPr>
+        <w:t xml:space="preserve"> -</w:t>
+      </w:r>
+      <w:r>
+        <w:rPr>
+          <w:rFonts w:ascii="Times New Roman" w:hAnsi="Times New Roman" w:cs="Times New Roman"/>
+        </w:rPr>
+        <w:t xml:space="preserve"> Manages network interfaces and protocols. Methods include connect(), sendMessage(), and receiveMessage().</w:t>
       </w:r>
     </w:p>
     <w:p>
@@ -1554,35 +1471,20 @@
         <w:rPr>
           <w:rFonts w:ascii="Times New Roman" w:hAnsi="Times New Roman" w:cs="Times New Roman"/>
         </w:rPr>
-        <w:t>DataProcessor: Processes sensor data, applies business logic, and triggers actuators. Methods include </w:t>
-      </w:r>
-      <w:proofErr w:type="spellStart"/>
-      <w:r>
-        <w:rPr>
-          <w:rFonts w:ascii="Times New Roman" w:hAnsi="Times New Roman" w:cs="Times New Roman"/>
-        </w:rPr>
-        <w:t>processData</w:t>
-      </w:r>
-      <w:proofErr w:type="spellEnd"/>
-      <w:r>
-        <w:rPr>
-          <w:rFonts w:ascii="Times New Roman" w:hAnsi="Times New Roman" w:cs="Times New Roman"/>
-        </w:rPr>
-        <w:t>() and </w:t>
-      </w:r>
-      <w:proofErr w:type="spellStart"/>
-      <w:r>
-        <w:rPr>
-          <w:rFonts w:ascii="Times New Roman" w:hAnsi="Times New Roman" w:cs="Times New Roman"/>
-        </w:rPr>
-        <w:t>detectEvent</w:t>
-      </w:r>
-      <w:proofErr w:type="spellEnd"/>
-      <w:r>
-        <w:rPr>
-          <w:rFonts w:ascii="Times New Roman" w:hAnsi="Times New Roman" w:cs="Times New Roman"/>
-        </w:rPr>
-        <w:t>().</w:t>
+        <w:lastRenderedPageBreak/>
+        <w:t>DataProcessor</w:t>
+      </w:r>
+      <w:r>
+        <w:rPr>
+          <w:rFonts w:ascii="Times New Roman" w:hAnsi="Times New Roman" w:cs="Times New Roman"/>
+        </w:rPr>
+        <w:t xml:space="preserve"> -</w:t>
+      </w:r>
+      <w:r>
+        <w:rPr>
+          <w:rFonts w:ascii="Times New Roman" w:hAnsi="Times New Roman" w:cs="Times New Roman"/>
+        </w:rPr>
+        <w:t xml:space="preserve"> Processes sensor data, applies business logic, and triggers actuators. Methods include processData() and detectEvent().</w:t>
       </w:r>
     </w:p>
     <w:p>
@@ -1610,35 +1512,13 @@
         <w:rPr>
           <w:rFonts w:ascii="Times New Roman" w:hAnsi="Times New Roman" w:cs="Times New Roman"/>
         </w:rPr>
-        <w:t>: Handles local data persistence with methods like </w:t>
-      </w:r>
-      <w:proofErr w:type="spellStart"/>
-      <w:r>
-        <w:rPr>
-          <w:rFonts w:ascii="Times New Roman" w:hAnsi="Times New Roman" w:cs="Times New Roman"/>
-        </w:rPr>
-        <w:t>storeData</w:t>
-      </w:r>
-      <w:proofErr w:type="spellEnd"/>
-      <w:r>
-        <w:rPr>
-          <w:rFonts w:ascii="Times New Roman" w:hAnsi="Times New Roman" w:cs="Times New Roman"/>
-        </w:rPr>
-        <w:t>() and </w:t>
-      </w:r>
-      <w:proofErr w:type="spellStart"/>
-      <w:r>
-        <w:rPr>
-          <w:rFonts w:ascii="Times New Roman" w:hAnsi="Times New Roman" w:cs="Times New Roman"/>
-        </w:rPr>
-        <w:t>retrieveData</w:t>
-      </w:r>
-      <w:proofErr w:type="spellEnd"/>
-      <w:r>
-        <w:rPr>
-          <w:rFonts w:ascii="Times New Roman" w:hAnsi="Times New Roman" w:cs="Times New Roman"/>
-        </w:rPr>
-        <w:t>().</w:t>
+        <w:t xml:space="preserve"> -</w:t>
+      </w:r>
+      <w:r>
+        <w:rPr>
+          <w:rFonts w:ascii="Times New Roman" w:hAnsi="Times New Roman" w:cs="Times New Roman"/>
+        </w:rPr>
+        <w:t xml:space="preserve"> Handles local data persistence with methods like storeData() and retrieveData().</w:t>
       </w:r>
     </w:p>
     <w:p>
@@ -1666,7 +1546,27 @@
         <w:rPr>
           <w:rFonts w:ascii="Times New Roman" w:hAnsi="Times New Roman" w:cs="Times New Roman"/>
         </w:rPr>
-        <w:t>: Enforces security policies with methods such as authenticate(), encrypt(), and authorize().</w:t>
+        <w:t xml:space="preserve"> -</w:t>
+      </w:r>
+      <w:r>
+        <w:rPr>
+          <w:rFonts w:ascii="Times New Roman" w:hAnsi="Times New Roman" w:cs="Times New Roman"/>
+        </w:rPr>
+        <w:t xml:space="preserve"> Enforces security policies with methods such as </w:t>
+      </w:r>
+      <w:proofErr w:type="gramStart"/>
+      <w:r>
+        <w:rPr>
+          <w:rFonts w:ascii="Times New Roman" w:hAnsi="Times New Roman" w:cs="Times New Roman"/>
+        </w:rPr>
+        <w:t>authenticate</w:t>
+      </w:r>
+      <w:proofErr w:type="gramEnd"/>
+      <w:r>
+        <w:rPr>
+          <w:rFonts w:ascii="Times New Roman" w:hAnsi="Times New Roman" w:cs="Times New Roman"/>
+        </w:rPr>
+        <w:t>(), encrypt(), and authorize().</w:t>
       </w:r>
     </w:p>
     <w:p>
@@ -1692,7 +1592,13 @@
         <w:rPr>
           <w:rFonts w:ascii="Times New Roman" w:hAnsi="Times New Roman" w:cs="Times New Roman"/>
         </w:rPr>
-        <w:t>: Provides user interaction capabilities, including configuration and monitoring.</w:t>
+        <w:t xml:space="preserve"> -</w:t>
+      </w:r>
+      <w:r>
+        <w:rPr>
+          <w:rFonts w:ascii="Times New Roman" w:hAnsi="Times New Roman" w:cs="Times New Roman"/>
+        </w:rPr>
+        <w:t xml:space="preserve"> Provides user interaction capabilities, including configuration and monitoring.</w:t>
       </w:r>
     </w:p>
     <w:p>
@@ -1730,21 +1636,7 @@
         <w:rPr>
           <w:rFonts w:ascii="Times New Roman" w:hAnsi="Times New Roman" w:cs="Times New Roman"/>
         </w:rPr>
-        <w:t>Sensor and Actuator classes interact with the </w:t>
-      </w:r>
-      <w:proofErr w:type="spellStart"/>
-      <w:r>
-        <w:rPr>
-          <w:rFonts w:ascii="Times New Roman" w:hAnsi="Times New Roman" w:cs="Times New Roman"/>
-        </w:rPr>
-        <w:t>HardwareAbstractionLayer</w:t>
-      </w:r>
-      <w:proofErr w:type="spellEnd"/>
-      <w:r>
-        <w:rPr>
-          <w:rFonts w:ascii="Times New Roman" w:hAnsi="Times New Roman" w:cs="Times New Roman"/>
-        </w:rPr>
-        <w:t>.</w:t>
+        <w:t>Sensor and Actuator classes interact with the HardwareAbstractionLayer.</w:t>
       </w:r>
     </w:p>
     <w:p>
@@ -1758,21 +1650,11 @@
           <w:rFonts w:ascii="Times New Roman" w:hAnsi="Times New Roman" w:cs="Times New Roman"/>
         </w:rPr>
       </w:pPr>
-      <w:proofErr w:type="spellStart"/>
-      <w:proofErr w:type="gramStart"/>
-      <w:r>
-        <w:rPr>
-          <w:rFonts w:ascii="Times New Roman" w:hAnsi="Times New Roman" w:cs="Times New Roman"/>
-        </w:rPr>
-        <w:t>CommunicationManager</w:t>
-      </w:r>
-      <w:proofErr w:type="spellEnd"/>
-      <w:proofErr w:type="gramEnd"/>
-      <w:r>
-        <w:rPr>
-          <w:rFonts w:ascii="Times New Roman" w:hAnsi="Times New Roman" w:cs="Times New Roman"/>
-        </w:rPr>
-        <w:t> interfaces with external servers and other devices.</w:t>
+      <w:r>
+        <w:rPr>
+          <w:rFonts w:ascii="Times New Roman" w:hAnsi="Times New Roman" w:cs="Times New Roman"/>
+        </w:rPr>
+        <w:t>CommunicationManager interfaces with external servers and other devices.</w:t>
       </w:r>
     </w:p>
     <w:p>
@@ -1804,34 +1686,11 @@
           <w:rFonts w:ascii="Times New Roman" w:hAnsi="Times New Roman" w:cs="Times New Roman"/>
         </w:rPr>
       </w:pPr>
-      <w:proofErr w:type="spellStart"/>
-      <w:r>
-        <w:rPr>
-          <w:rFonts w:ascii="Times New Roman" w:hAnsi="Times New Roman" w:cs="Times New Roman"/>
-        </w:rPr>
-        <w:lastRenderedPageBreak/>
-        <w:t>SecurityManager</w:t>
-      </w:r>
-      <w:proofErr w:type="spellEnd"/>
-      <w:r>
-        <w:rPr>
-          <w:rFonts w:ascii="Times New Roman" w:hAnsi="Times New Roman" w:cs="Times New Roman"/>
-        </w:rPr>
-        <w:t xml:space="preserve"> integrates with communication and storage components to </w:t>
-      </w:r>
-      <w:proofErr w:type="gramStart"/>
-      <w:r>
-        <w:rPr>
-          <w:rFonts w:ascii="Times New Roman" w:hAnsi="Times New Roman" w:cs="Times New Roman"/>
-        </w:rPr>
-        <w:t>enforce</w:t>
-      </w:r>
-      <w:proofErr w:type="gramEnd"/>
-      <w:r>
-        <w:rPr>
-          <w:rFonts w:ascii="Times New Roman" w:hAnsi="Times New Roman" w:cs="Times New Roman"/>
-        </w:rPr>
-        <w:t xml:space="preserve"> security.</w:t>
+      <w:r>
+        <w:rPr>
+          <w:rFonts w:ascii="Times New Roman" w:hAnsi="Times New Roman" w:cs="Times New Roman"/>
+        </w:rPr>
+        <w:t>SecurityManager integrates with communication and storage components to enforce security.</w:t>
       </w:r>
     </w:p>
     <w:p>
@@ -1882,6 +1741,155 @@
       <w:r>
         <w:rPr>
           <w:rFonts w:ascii="Times New Roman" w:hAnsi="Times New Roman" w:cs="Times New Roman"/>
+          <w:noProof/>
+        </w:rPr>
+        <w:lastRenderedPageBreak/>
+        <w:drawing>
+          <wp:inline distT="0" distB="0" distL="0" distR="0" wp14:anchorId="1BF00B0C" wp14:editId="5AF2AD5B">
+            <wp:extent cx="5943600" cy="2136140"/>
+            <wp:effectExtent l="0" t="0" r="0" b="0"/>
+            <wp:docPr id="126383835" name="Picture 1"/>
+            <wp:cNvGraphicFramePr>
+              <a:graphicFrameLocks xmlns:a="http://schemas.openxmlformats.org/drawingml/2006/main" noChangeAspect="1"/>
+            </wp:cNvGraphicFramePr>
+            <a:graphic xmlns:a="http://schemas.openxmlformats.org/drawingml/2006/main">
+              <a:graphicData uri="http://schemas.openxmlformats.org/drawingml/2006/picture">
+                <pic:pic xmlns:pic="http://schemas.openxmlformats.org/drawingml/2006/picture">
+                  <pic:nvPicPr>
+                    <pic:cNvPr id="126383835" name=""/>
+                    <pic:cNvPicPr/>
+                  </pic:nvPicPr>
+                  <pic:blipFill>
+                    <a:blip r:embed="rId7"/>
+                    <a:stretch>
+                      <a:fillRect/>
+                    </a:stretch>
+                  </pic:blipFill>
+                  <pic:spPr>
+                    <a:xfrm>
+                      <a:off x="0" y="0"/>
+                      <a:ext cx="5943600" cy="2136140"/>
+                    </a:xfrm>
+                    <a:prstGeom prst="rect">
+                      <a:avLst/>
+                    </a:prstGeom>
+                  </pic:spPr>
+                </pic:pic>
+              </a:graphicData>
+            </a:graphic>
+          </wp:inline>
+        </w:drawing>
+      </w:r>
+    </w:p>
+    <w:p>
+      <w:pPr>
+        <w:spacing w:line="480" w:lineRule="auto"/>
+        <w:rPr>
+          <w:rFonts w:ascii="Times New Roman" w:hAnsi="Times New Roman" w:cs="Times New Roman"/>
+        </w:rPr>
+      </w:pPr>
+      <w:r>
+        <w:rPr>
+          <w:rFonts w:ascii="Times New Roman" w:hAnsi="Times New Roman" w:cs="Times New Roman"/>
+          <w:noProof/>
+        </w:rPr>
+        <w:drawing>
+          <wp:inline distT="0" distB="0" distL="0" distR="0" wp14:anchorId="0177835E" wp14:editId="6B95FA03">
+            <wp:extent cx="5943600" cy="3877945"/>
+            <wp:effectExtent l="0" t="0" r="0" b="8255"/>
+            <wp:docPr id="1469093934" name="Picture 1"/>
+            <wp:cNvGraphicFramePr>
+              <a:graphicFrameLocks xmlns:a="http://schemas.openxmlformats.org/drawingml/2006/main" noChangeAspect="1"/>
+            </wp:cNvGraphicFramePr>
+            <a:graphic xmlns:a="http://schemas.openxmlformats.org/drawingml/2006/main">
+              <a:graphicData uri="http://schemas.openxmlformats.org/drawingml/2006/picture">
+                <pic:pic xmlns:pic="http://schemas.openxmlformats.org/drawingml/2006/picture">
+                  <pic:nvPicPr>
+                    <pic:cNvPr id="1469093934" name=""/>
+                    <pic:cNvPicPr/>
+                  </pic:nvPicPr>
+                  <pic:blipFill>
+                    <a:blip r:embed="rId8"/>
+                    <a:stretch>
+                      <a:fillRect/>
+                    </a:stretch>
+                  </pic:blipFill>
+                  <pic:spPr>
+                    <a:xfrm>
+                      <a:off x="0" y="0"/>
+                      <a:ext cx="5943600" cy="3877945"/>
+                    </a:xfrm>
+                    <a:prstGeom prst="rect">
+                      <a:avLst/>
+                    </a:prstGeom>
+                  </pic:spPr>
+                </pic:pic>
+              </a:graphicData>
+            </a:graphic>
+          </wp:inline>
+        </w:drawing>
+      </w:r>
+    </w:p>
+    <w:p>
+      <w:pPr>
+        <w:spacing w:line="480" w:lineRule="auto"/>
+        <w:rPr>
+          <w:rFonts w:ascii="Times New Roman" w:hAnsi="Times New Roman" w:cs="Times New Roman"/>
+        </w:rPr>
+      </w:pPr>
+      <w:r>
+        <w:rPr>
+          <w:rFonts w:ascii="Times New Roman" w:hAnsi="Times New Roman" w:cs="Times New Roman"/>
+          <w:noProof/>
+        </w:rPr>
+        <w:lastRenderedPageBreak/>
+        <w:drawing>
+          <wp:inline distT="0" distB="0" distL="0" distR="0" wp14:anchorId="7B638E23" wp14:editId="140A2188">
+            <wp:extent cx="5943600" cy="3968115"/>
+            <wp:effectExtent l="0" t="0" r="0" b="0"/>
+            <wp:docPr id="492796005" name="Picture 1"/>
+            <wp:cNvGraphicFramePr>
+              <a:graphicFrameLocks xmlns:a="http://schemas.openxmlformats.org/drawingml/2006/main" noChangeAspect="1"/>
+            </wp:cNvGraphicFramePr>
+            <a:graphic xmlns:a="http://schemas.openxmlformats.org/drawingml/2006/main">
+              <a:graphicData uri="http://schemas.openxmlformats.org/drawingml/2006/picture">
+                <pic:pic xmlns:pic="http://schemas.openxmlformats.org/drawingml/2006/picture">
+                  <pic:nvPicPr>
+                    <pic:cNvPr id="492796005" name=""/>
+                    <pic:cNvPicPr/>
+                  </pic:nvPicPr>
+                  <pic:blipFill>
+                    <a:blip r:embed="rId9"/>
+                    <a:stretch>
+                      <a:fillRect/>
+                    </a:stretch>
+                  </pic:blipFill>
+                  <pic:spPr>
+                    <a:xfrm>
+                      <a:off x="0" y="0"/>
+                      <a:ext cx="5943600" cy="3968115"/>
+                    </a:xfrm>
+                    <a:prstGeom prst="rect">
+                      <a:avLst/>
+                    </a:prstGeom>
+                  </pic:spPr>
+                </pic:pic>
+              </a:graphicData>
+            </a:graphic>
+          </wp:inline>
+        </w:drawing>
+      </w:r>
+    </w:p>
+    <w:p>
+      <w:pPr>
+        <w:spacing w:line="480" w:lineRule="auto"/>
+        <w:rPr>
+          <w:rFonts w:ascii="Times New Roman" w:hAnsi="Times New Roman" w:cs="Times New Roman"/>
+        </w:rPr>
+      </w:pPr>
+      <w:r>
+        <w:rPr>
+          <w:rFonts w:ascii="Times New Roman" w:hAnsi="Times New Roman" w:cs="Times New Roman"/>
         </w:rPr>
         <w:t>This UML representation clarifies system structure and data flow, facilitating development, testing, and maintenance.</w:t>
       </w:r>
@@ -1891,22 +1899,6 @@
         <w:spacing w:line="480" w:lineRule="auto"/>
         <w:rPr>
           <w:rFonts w:ascii="Times New Roman" w:hAnsi="Times New Roman" w:cs="Times New Roman"/>
-        </w:rPr>
-      </w:pPr>
-      <w:r>
-        <w:rPr>
-          <w:rFonts w:ascii="Times New Roman" w:hAnsi="Times New Roman" w:cs="Times New Roman"/>
-        </w:rPr>
-        <w:pict w14:anchorId="0BE21306">
-          <v:rect id="_x0000_i1072" style="width:0;height:0" o:hralign="center" o:hrstd="t" o:hr="t" fillcolor="#a0a0a0" stroked="f"/>
-        </w:pict>
-      </w:r>
-    </w:p>
-    <w:p>
-      <w:pPr>
-        <w:spacing w:line="480" w:lineRule="auto"/>
-        <w:rPr>
-          <w:rFonts w:ascii="Times New Roman" w:hAnsi="Times New Roman" w:cs="Times New Roman"/>
           <w:b/>
           <w:bCs/>
         </w:rPr>
@@ -1941,6 +1933,7 @@
     <w:p>
       <w:pPr>
         <w:spacing w:line="480" w:lineRule="auto"/>
+        <w:ind w:firstLine="720"/>
         <w:rPr>
           <w:rFonts w:ascii="Times New Roman" w:hAnsi="Times New Roman" w:cs="Times New Roman"/>
         </w:rPr>
@@ -1973,18 +1966,18 @@
     <w:p>
       <w:pPr>
         <w:spacing w:line="480" w:lineRule="auto"/>
-        <w:rPr>
-          <w:rFonts w:ascii="Times New Roman" w:hAnsi="Times New Roman" w:cs="Times New Roman"/>
-        </w:rPr>
-      </w:pPr>
-      <w:proofErr w:type="gramStart"/>
-      <w:r>
-        <w:rPr>
-          <w:rFonts w:ascii="Times New Roman" w:hAnsi="Times New Roman" w:cs="Times New Roman"/>
-        </w:rPr>
-        <w:t>The Raspberry</w:t>
-      </w:r>
-      <w:proofErr w:type="gramEnd"/>
+        <w:ind w:firstLine="720"/>
+        <w:rPr>
+          <w:rFonts w:ascii="Times New Roman" w:hAnsi="Times New Roman" w:cs="Times New Roman"/>
+        </w:rPr>
+      </w:pPr>
+      <w:r>
+        <w:rPr>
+          <w:rFonts w:ascii="Times New Roman" w:hAnsi="Times New Roman" w:cs="Times New Roman"/>
+        </w:rPr>
+        <w:lastRenderedPageBreak/>
+        <w:t>Raspberry</w:t>
+      </w:r>
       <w:r>
         <w:rPr>
           <w:rFonts w:ascii="Times New Roman" w:hAnsi="Times New Roman" w:cs="Times New Roman"/>
@@ -2013,6 +2006,129 @@
     <w:p>
       <w:pPr>
         <w:spacing w:line="480" w:lineRule="auto"/>
+        <w:ind w:firstLine="720"/>
+        <w:rPr>
+          <w:rFonts w:ascii="Times New Roman" w:hAnsi="Times New Roman" w:cs="Times New Roman"/>
+        </w:rPr>
+      </w:pPr>
+      <w:r>
+        <w:rPr>
+          <w:rFonts w:ascii="Times New Roman" w:hAnsi="Times New Roman" w:cs="Times New Roman"/>
+        </w:rPr>
+        <w:t>Local storage is managed through lightweight databases like SQLite or file-based storage, allowing data buffering during network outages and supporting offline analytics. Storage management includes data retention policies and synchronization with cloud storage.</w:t>
+      </w:r>
+    </w:p>
+    <w:p>
+      <w:pPr>
+        <w:spacing w:line="480" w:lineRule="auto"/>
+        <w:rPr>
+          <w:rFonts w:ascii="Times New Roman" w:hAnsi="Times New Roman" w:cs="Times New Roman"/>
+          <w:b/>
+          <w:bCs/>
+        </w:rPr>
+      </w:pPr>
+      <w:r>
+        <w:rPr>
+          <w:rFonts w:ascii="Times New Roman" w:hAnsi="Times New Roman" w:cs="Times New Roman"/>
+          <w:b/>
+          <w:bCs/>
+        </w:rPr>
+        <w:t>Power Consumption</w:t>
+      </w:r>
+    </w:p>
+    <w:p>
+      <w:pPr>
+        <w:spacing w:line="480" w:lineRule="auto"/>
+        <w:ind w:firstLine="720"/>
+        <w:rPr>
+          <w:rFonts w:ascii="Times New Roman" w:hAnsi="Times New Roman" w:cs="Times New Roman"/>
+        </w:rPr>
+      </w:pPr>
+      <w:r>
+        <w:rPr>
+          <w:rFonts w:ascii="Times New Roman" w:hAnsi="Times New Roman" w:cs="Times New Roman"/>
+        </w:rPr>
+        <w:t>While Raspberry Pi consumes more power than microcontroller-based boards, power management techniques such as disabling unused peripherals, optimizing code, and using power-efficient sensors help reduce consumption. For battery-powered applications, additional hardware such as power management ICs may be integrated.</w:t>
+      </w:r>
+    </w:p>
+    <w:p>
+      <w:pPr>
+        <w:spacing w:line="480" w:lineRule="auto"/>
+        <w:rPr>
+          <w:rFonts w:ascii="Times New Roman" w:hAnsi="Times New Roman" w:cs="Times New Roman"/>
+          <w:b/>
+          <w:bCs/>
+        </w:rPr>
+      </w:pPr>
+      <w:r>
+        <w:rPr>
+          <w:rFonts w:ascii="Times New Roman" w:hAnsi="Times New Roman" w:cs="Times New Roman"/>
+          <w:b/>
+          <w:bCs/>
+        </w:rPr>
+        <w:t>Functionality</w:t>
+      </w:r>
+    </w:p>
+    <w:p>
+      <w:pPr>
+        <w:spacing w:line="480" w:lineRule="auto"/>
+        <w:ind w:firstLine="720"/>
+        <w:rPr>
+          <w:rFonts w:ascii="Times New Roman" w:hAnsi="Times New Roman" w:cs="Times New Roman"/>
+        </w:rPr>
+      </w:pPr>
+      <w:r>
+        <w:rPr>
+          <w:rFonts w:ascii="Times New Roman" w:hAnsi="Times New Roman" w:cs="Times New Roman"/>
+        </w:rPr>
+        <w:t>The modular architecture supports extensibility, enabling easy addition of new sensors, actuators, and communication protocols. It also facilitates remote updates and configuration, supporting evolving requirements.</w:t>
+      </w:r>
+    </w:p>
+    <w:p>
+      <w:pPr>
+        <w:spacing w:line="480" w:lineRule="auto"/>
+        <w:rPr>
+          <w:rFonts w:ascii="Times New Roman" w:hAnsi="Times New Roman" w:cs="Times New Roman"/>
+          <w:b/>
+          <w:bCs/>
+        </w:rPr>
+      </w:pPr>
+      <w:r>
+        <w:rPr>
+          <w:rFonts w:ascii="Times New Roman" w:hAnsi="Times New Roman" w:cs="Times New Roman"/>
+          <w:b/>
+          <w:bCs/>
+        </w:rPr>
+        <w:t>Cost</w:t>
+      </w:r>
+    </w:p>
+    <w:p>
+      <w:pPr>
+        <w:spacing w:line="480" w:lineRule="auto"/>
+        <w:ind w:firstLine="720"/>
+        <w:rPr>
+          <w:rFonts w:ascii="Times New Roman" w:hAnsi="Times New Roman" w:cs="Times New Roman"/>
+        </w:rPr>
+      </w:pPr>
+      <w:r>
+        <w:rPr>
+          <w:rFonts w:ascii="Times New Roman" w:hAnsi="Times New Roman" w:cs="Times New Roman"/>
+        </w:rPr>
+        <w:t>Raspberry Pi offers a cost-effective platform with a strong ecosystem, reducing development time and expenses. The availability of open-source software and community support further lowers costs, making it accessible for both prototyping and production.</w:t>
+      </w:r>
+    </w:p>
+    <w:p>
+      <w:pPr>
+        <w:spacing w:line="480" w:lineRule="auto"/>
+        <w:rPr>
+          <w:rFonts w:ascii="Times New Roman" w:hAnsi="Times New Roman" w:cs="Times New Roman"/>
+        </w:rPr>
+      </w:pPr>
+    </w:p>
+    <w:p>
+      <w:pPr>
+        <w:spacing w:line="480" w:lineRule="auto"/>
+        <w:ind w:firstLine="720"/>
         <w:rPr>
           <w:rFonts w:ascii="Times New Roman" w:hAnsi="Times New Roman" w:cs="Times New Roman"/>
         </w:rPr>
@@ -2022,220 +2138,47 @@
           <w:rFonts w:ascii="Times New Roman" w:hAnsi="Times New Roman" w:cs="Times New Roman"/>
         </w:rPr>
         <w:lastRenderedPageBreak/>
-        <w:t>Local storage is managed through lightweight databases like SQLite or file-based storage, allowing data buffering during network outages and supporting offline analytics. Storage management includes data retention policies and synchronization with cloud storage.</w:t>
-      </w:r>
-    </w:p>
-    <w:p>
-      <w:pPr>
-        <w:spacing w:line="480" w:lineRule="auto"/>
-        <w:rPr>
-          <w:rFonts w:ascii="Times New Roman" w:hAnsi="Times New Roman" w:cs="Times New Roman"/>
-          <w:b/>
-          <w:bCs/>
-        </w:rPr>
-      </w:pPr>
-      <w:r>
-        <w:rPr>
-          <w:rFonts w:ascii="Times New Roman" w:hAnsi="Times New Roman" w:cs="Times New Roman"/>
-          <w:b/>
-          <w:bCs/>
-        </w:rPr>
-        <w:t>Power Consumption</w:t>
-      </w:r>
-    </w:p>
-    <w:p>
-      <w:pPr>
-        <w:spacing w:line="480" w:lineRule="auto"/>
-        <w:rPr>
-          <w:rFonts w:ascii="Times New Roman" w:hAnsi="Times New Roman" w:cs="Times New Roman"/>
-        </w:rPr>
-      </w:pPr>
-      <w:r>
-        <w:rPr>
-          <w:rFonts w:ascii="Times New Roman" w:hAnsi="Times New Roman" w:cs="Times New Roman"/>
-        </w:rPr>
-        <w:t>While Raspberry Pi consumes more power than microcontroller-based boards, power management techniques such as disabling unused peripherals, optimizing code, and using power-efficient sensors help reduce consumption. For battery-powered applications, additional hardware such as power management ICs may be integrated.</w:t>
-      </w:r>
-    </w:p>
-    <w:p>
-      <w:pPr>
-        <w:spacing w:line="480" w:lineRule="auto"/>
-        <w:rPr>
-          <w:rFonts w:ascii="Times New Roman" w:hAnsi="Times New Roman" w:cs="Times New Roman"/>
-          <w:b/>
-          <w:bCs/>
-        </w:rPr>
-      </w:pPr>
-      <w:r>
-        <w:rPr>
-          <w:rFonts w:ascii="Times New Roman" w:hAnsi="Times New Roman" w:cs="Times New Roman"/>
-          <w:b/>
-          <w:bCs/>
-        </w:rPr>
-        <w:t>Functionality</w:t>
-      </w:r>
-    </w:p>
-    <w:p>
-      <w:pPr>
-        <w:spacing w:line="480" w:lineRule="auto"/>
-        <w:rPr>
-          <w:rFonts w:ascii="Times New Roman" w:hAnsi="Times New Roman" w:cs="Times New Roman"/>
-        </w:rPr>
-      </w:pPr>
-      <w:r>
-        <w:rPr>
-          <w:rFonts w:ascii="Times New Roman" w:hAnsi="Times New Roman" w:cs="Times New Roman"/>
-        </w:rPr>
-        <w:t>The modular architecture supports extensibility, enabling easy addition of new sensors, actuators, and communication protocols. It also facilitates remote updates and configuration, supporting evolving requirements.</w:t>
-      </w:r>
-    </w:p>
-    <w:p>
-      <w:pPr>
-        <w:spacing w:line="480" w:lineRule="auto"/>
-        <w:rPr>
-          <w:rFonts w:ascii="Times New Roman" w:hAnsi="Times New Roman" w:cs="Times New Roman"/>
-          <w:b/>
-          <w:bCs/>
-        </w:rPr>
-      </w:pPr>
-      <w:r>
-        <w:rPr>
-          <w:rFonts w:ascii="Times New Roman" w:hAnsi="Times New Roman" w:cs="Times New Roman"/>
-          <w:b/>
-          <w:bCs/>
-        </w:rPr>
-        <w:t>Cost</w:t>
-      </w:r>
-    </w:p>
-    <w:p>
-      <w:pPr>
-        <w:spacing w:line="480" w:lineRule="auto"/>
-        <w:rPr>
-          <w:rFonts w:ascii="Times New Roman" w:hAnsi="Times New Roman" w:cs="Times New Roman"/>
-        </w:rPr>
-      </w:pPr>
-      <w:r>
-        <w:rPr>
-          <w:rFonts w:ascii="Times New Roman" w:hAnsi="Times New Roman" w:cs="Times New Roman"/>
-        </w:rPr>
-        <w:t>Raspberry Pi offers a cost-effective platform with a strong ecosystem, reducing development time and expenses. The availability of open-source software and community support further lowers costs, making it accessible for both prototyping and production.</w:t>
-      </w:r>
-    </w:p>
-    <w:p>
-      <w:pPr>
-        <w:spacing w:line="480" w:lineRule="auto"/>
-        <w:rPr>
-          <w:rFonts w:ascii="Times New Roman" w:hAnsi="Times New Roman" w:cs="Times New Roman"/>
-        </w:rPr>
-      </w:pPr>
-      <w:r>
-        <w:rPr>
-          <w:rFonts w:ascii="Times New Roman" w:hAnsi="Times New Roman" w:cs="Times New Roman"/>
-        </w:rPr>
-        <w:pict w14:anchorId="7B0087C5">
-          <v:rect id="_x0000_i1073" style="width:0;height:0" o:hralign="center" o:hrstd="t" o:hr="t" fillcolor="#a0a0a0" stroked="f"/>
-        </w:pict>
-      </w:r>
-    </w:p>
-    <w:p>
-      <w:pPr>
-        <w:spacing w:line="480" w:lineRule="auto"/>
-        <w:rPr>
-          <w:rFonts w:ascii="Times New Roman" w:hAnsi="Times New Roman" w:cs="Times New Roman"/>
-          <w:b/>
-          <w:bCs/>
-        </w:rPr>
-      </w:pPr>
-      <w:r>
-        <w:rPr>
-          <w:rFonts w:ascii="Times New Roman" w:hAnsi="Times New Roman" w:cs="Times New Roman"/>
-          <w:b/>
-          <w:bCs/>
-        </w:rPr>
-        <w:t>Conclusion</w:t>
-      </w:r>
-    </w:p>
-    <w:p>
-      <w:pPr>
-        <w:spacing w:line="480" w:lineRule="auto"/>
-        <w:rPr>
-          <w:rFonts w:ascii="Times New Roman" w:hAnsi="Times New Roman" w:cs="Times New Roman"/>
-        </w:rPr>
-      </w:pPr>
-      <w:r>
-        <w:rPr>
-          <w:rFonts w:ascii="Times New Roman" w:hAnsi="Times New Roman" w:cs="Times New Roman"/>
-        </w:rPr>
-        <w:t xml:space="preserve">The proposed software architecture for the Raspberry Pi as an IoT device effectively addresses the core IoT characteristics of networking, sensing, and actuation. By leveraging a layered modular design, it balances communication capabilities, processing power, storage, power </w:t>
-      </w:r>
-      <w:r>
-        <w:rPr>
-          <w:rFonts w:ascii="Times New Roman" w:hAnsi="Times New Roman" w:cs="Times New Roman"/>
-        </w:rPr>
-        <w:lastRenderedPageBreak/>
-        <w:t>consumption, functionality, and cost. Python emerges as the preferred programming language due to its versatility and ecosystem, although other languages may be employed based on specific requirements. Despite development challenges such as hardware diversity, resource constraints, and security concerns, this architecture provides a robust foundation for scalable and maintainable IoT applications.</w:t>
-      </w:r>
-    </w:p>
-    <w:p>
-      <w:pPr>
-        <w:spacing w:line="480" w:lineRule="auto"/>
-        <w:rPr>
-          <w:rFonts w:ascii="Times New Roman" w:hAnsi="Times New Roman" w:cs="Times New Roman"/>
-        </w:rPr>
-      </w:pPr>
-      <w:r>
-        <w:rPr>
-          <w:rFonts w:ascii="Times New Roman" w:hAnsi="Times New Roman" w:cs="Times New Roman"/>
-        </w:rPr>
-        <w:t xml:space="preserve">The UML diagram offers a clear visual representation of the system’s components and their interactions, </w:t>
-      </w:r>
-      <w:proofErr w:type="gramStart"/>
-      <w:r>
-        <w:rPr>
-          <w:rFonts w:ascii="Times New Roman" w:hAnsi="Times New Roman" w:cs="Times New Roman"/>
-        </w:rPr>
-        <w:t>aiding in</w:t>
-      </w:r>
-      <w:proofErr w:type="gramEnd"/>
-      <w:r>
-        <w:rPr>
-          <w:rFonts w:ascii="Times New Roman" w:hAnsi="Times New Roman" w:cs="Times New Roman"/>
-        </w:rPr>
-        <w:t xml:space="preserve"> communication among stakeholders and guiding development efforts. Overall, this architecture positions the Raspberry Pi as a powerful and flexible platform for diverse IoT deployments, from smart homes to industrial automation.</w:t>
-      </w:r>
-    </w:p>
-    <w:p>
-      <w:pPr>
-        <w:spacing w:line="480" w:lineRule="auto"/>
-        <w:jc w:val="center"/>
-        <w:rPr>
-          <w:rFonts w:ascii="Times New Roman" w:hAnsi="Times New Roman" w:cs="Times New Roman"/>
-          <w:b/>
-          <w:bCs/>
-        </w:rPr>
-      </w:pPr>
-    </w:p>
-    <w:p>
-      <w:pPr>
-        <w:spacing w:line="480" w:lineRule="auto"/>
-        <w:jc w:val="center"/>
-        <w:rPr>
-          <w:rFonts w:ascii="Times New Roman" w:hAnsi="Times New Roman" w:cs="Times New Roman"/>
-          <w:b/>
-          <w:bCs/>
-        </w:rPr>
-      </w:pPr>
-    </w:p>
-    <w:p>
-      <w:pPr>
-        <w:spacing w:line="480" w:lineRule="auto"/>
-        <w:jc w:val="center"/>
-        <w:rPr>
-          <w:rFonts w:ascii="Times New Roman" w:hAnsi="Times New Roman" w:cs="Times New Roman"/>
-          <w:b/>
-          <w:bCs/>
-        </w:rPr>
-      </w:pPr>
+        <w:t>The proposed software architecture for the Raspberry Pi as an IoT device effectively addresses the core IoT characteristics of networking, sensing, and actuation. By leveraging a layered modular design, it balances communication capabilities, processing power, storage, power consumption, functionality, and cost. Python emerges as the preferred programming language due to its versatility and ecosystem, although other languages may be employed based on specific requirements. Despite development challenges such as hardware diversity, resource constraints, and security concerns, this architecture provides a robust foundation for scalable and maintainable IoT applications.</w:t>
+      </w:r>
+    </w:p>
+    <w:p>
+      <w:pPr>
+        <w:spacing w:line="480" w:lineRule="auto"/>
+        <w:ind w:firstLine="720"/>
+        <w:rPr>
+          <w:rFonts w:ascii="Times New Roman" w:hAnsi="Times New Roman" w:cs="Times New Roman"/>
+        </w:rPr>
+      </w:pPr>
+      <w:r>
+        <w:rPr>
+          <w:rFonts w:ascii="Times New Roman" w:hAnsi="Times New Roman" w:cs="Times New Roman"/>
+        </w:rPr>
+        <w:t xml:space="preserve">The UML diagram </w:t>
+      </w:r>
+      <w:r>
+        <w:rPr>
+          <w:rFonts w:ascii="Times New Roman" w:hAnsi="Times New Roman" w:cs="Times New Roman"/>
+        </w:rPr>
+        <w:t xml:space="preserve">offers a clear visual representation of the system’s components and their interactions, </w:t>
+      </w:r>
+      <w:r>
+        <w:rPr>
+          <w:rFonts w:ascii="Times New Roman" w:hAnsi="Times New Roman" w:cs="Times New Roman"/>
+        </w:rPr>
+        <w:t>aiding</w:t>
+      </w:r>
+      <w:r>
+        <w:rPr>
+          <w:rFonts w:ascii="Times New Roman" w:hAnsi="Times New Roman" w:cs="Times New Roman"/>
+        </w:rPr>
+        <w:t xml:space="preserve"> communication among stakeholders and guiding development efforts. Overall, this architecture positions the Raspberry Pi as a powerful and</w:t>
+      </w:r>
+      <w:r>
+        <w:rPr>
+          <w:rFonts w:ascii="Times New Roman" w:hAnsi="Times New Roman" w:cs="Times New Roman"/>
+        </w:rPr>
+        <w:t xml:space="preserve"> flexible platform for diverse IoT deployments, from smart homes to industrial automation.</w:t>
+      </w:r>
     </w:p>
     <w:p>
       <w:pPr>
@@ -2550,7 +2493,7 @@
       </w:pPr>
     </w:p>
     <w:sectPr>
-      <w:headerReference w:type="default" r:id="rId7"/>
+      <w:headerReference w:type="default" r:id="rId10"/>
       <w:pgSz w:w="12240" w:h="15840"/>
       <w:pgMar w:top="1440" w:right="1440" w:bottom="1440" w:left="1440" w:header="720" w:footer="720" w:gutter="0"/>
       <w:cols w:space="720"/>
@@ -3720,6 +3663,7 @@
   <w:style w:type="character" w:default="1" w:styleId="DefaultParagraphFont">
     <w:name w:val="Default Paragraph Font"/>
     <w:uiPriority w:val="1"/>
+    <w:semiHidden/>
     <w:unhideWhenUsed/>
   </w:style>
   <w:style w:type="table" w:default="1" w:styleId="TableNormal">
